--- a/programa_SP_3068_aprendizaje_de_maquinas_v02.docx
+++ b/programa_SP_3068_aprendizaje_de_maquinas_v02.docx
@@ -506,8 +506,6 @@
         </w:rPr>
         <w:t xml:space="preserve">  Presencial</w:t>
       </w:r>
-      <w:bookmarkStart w:id="0" w:name="_GoBack"/>
-      <w:bookmarkEnd w:id="0"/>
     </w:p>
     <w:p>
       <w:pPr>
@@ -558,7 +556,29 @@
           <w:rtl w:val="0"/>
           <w:lang w:val="en-US"/>
         </w:rPr>
-        <w:t xml:space="preserve"> Bajo virtual</w:t>
+        <w:t xml:space="preserve"> </w:t>
+      </w:r>
+      <w:r>
+        <w:rPr>
+          <w:rFonts w:hint="default" w:ascii="Source Sans Pro" w:hAnsi="Source Sans Pro" w:cs="Source Sans Pro"/>
+          <w:sz w:val="20"/>
+          <w:szCs w:val="20"/>
+          <w:rtl w:val="0"/>
+          <w:lang/>
+        </w:rPr>
+        <w:t xml:space="preserve">Alto </w:t>
+      </w:r>
+      <w:bookmarkStart w:id="0" w:name="_GoBack"/>
+      <w:bookmarkEnd w:id="0"/>
+      <w:r>
+        <w:rPr>
+          <w:rFonts w:hint="default" w:ascii="Source Sans Pro" w:hAnsi="Source Sans Pro" w:cs="Source Sans Pro"/>
+          <w:sz w:val="20"/>
+          <w:szCs w:val="20"/>
+          <w:rtl w:val="0"/>
+          <w:lang w:val="en-US"/>
+        </w:rPr>
+        <w:t>virtual</w:t>
       </w:r>
     </w:p>
     <w:p>
